--- a/docs/Chrona_后端单元测试报告.docx
+++ b/docs/Chrona_后端单元测试报告.docx
@@ -208,8 +208,20 @@
           <w:szCs w:val="24"/>
           <w:lang w:val="en-US" w:eastAsia="zh-CN" w:bidi="ar"/>
         </w:rPr>
-        <w:t>Azalea</w:t>
-      </w:r>
+        <w:t>A</w:t>
+      </w:r>
+      <w:r>
+        <w:rPr>
+          <w:rFonts w:hint="default" w:ascii="宋体" w:hAnsi="宋体" w:eastAsia="宋体" w:cs="宋体"/>
+          <w:kern w:val="0"/>
+          <w:sz w:val="24"/>
+          <w:szCs w:val="24"/>
+          <w:lang w:val="en-US" w:eastAsia="zh-CN" w:bidi="ar"/>
+        </w:rPr>
+        <w:t>ZH</w:t>
+      </w:r>
+      <w:bookmarkStart w:id="0" w:name="_GoBack"/>
+      <w:bookmarkEnd w:id="0"/>
       <w:r>
         <w:rPr>
           <w:rFonts w:ascii="宋体" w:hAnsi="宋体" w:eastAsia="宋体" w:cs="宋体"/>
@@ -9488,6 +9500,12 @@
             <w:insideH w:val="single" w:color="BFBFBF" w:sz="4" w:space="0"/>
             <w:insideV w:val="single" w:color="BFBFBF" w:sz="4" w:space="0"/>
           </w:tblBorders>
+          <w:tblCellMar>
+            <w:top w:w="0" w:type="dxa"/>
+            <w:left w:w="10" w:type="dxa"/>
+            <w:bottom w:w="0" w:type="dxa"/>
+            <w:right w:w="10" w:type="dxa"/>
+          </w:tblCellMar>
         </w:tblPrEx>
         <w:tc>
           <w:tcPr>
@@ -9948,6 +9966,12 @@
             <w:insideH w:val="single" w:color="BFBFBF" w:sz="4" w:space="0"/>
             <w:insideV w:val="single" w:color="BFBFBF" w:sz="4" w:space="0"/>
           </w:tblBorders>
+          <w:tblCellMar>
+            <w:top w:w="0" w:type="dxa"/>
+            <w:left w:w="10" w:type="dxa"/>
+            <w:bottom w:w="0" w:type="dxa"/>
+            <w:right w:w="10" w:type="dxa"/>
+          </w:tblCellMar>
         </w:tblPrEx>
         <w:tc>
           <w:tcPr>
@@ -13863,6 +13887,12 @@
             <w:insideH w:val="single" w:color="BFBFBF" w:sz="4" w:space="0"/>
             <w:insideV w:val="single" w:color="BFBFBF" w:sz="4" w:space="0"/>
           </w:tblBorders>
+          <w:tblCellMar>
+            <w:top w:w="0" w:type="dxa"/>
+            <w:left w:w="10" w:type="dxa"/>
+            <w:bottom w:w="0" w:type="dxa"/>
+            <w:right w:w="10" w:type="dxa"/>
+          </w:tblCellMar>
         </w:tblPrEx>
         <w:tc>
           <w:tcPr>
@@ -14823,12 +14853,6 @@
             <w:insideH w:val="single" w:color="BFBFBF" w:sz="4" w:space="0"/>
             <w:insideV w:val="single" w:color="BFBFBF" w:sz="4" w:space="0"/>
           </w:tblBorders>
-          <w:tblCellMar>
-            <w:top w:w="0" w:type="dxa"/>
-            <w:left w:w="10" w:type="dxa"/>
-            <w:bottom w:w="0" w:type="dxa"/>
-            <w:right w:w="10" w:type="dxa"/>
-          </w:tblCellMar>
         </w:tblPrEx>
         <w:tc>
           <w:tcPr>
@@ -15771,8 +15795,6 @@
           </wp:inline>
         </w:drawing>
       </w:r>
-      <w:bookmarkStart w:id="0" w:name="_GoBack"/>
-      <w:bookmarkEnd w:id="0"/>
     </w:p>
     <w:p>
       <w:pPr>
@@ -16950,7 +16972,7 @@
     <w:lsdException w:unhideWhenUsed="0" w:uiPriority="0" w:semiHidden="0" w:name="HTML Sample"/>
     <w:lsdException w:unhideWhenUsed="0" w:uiPriority="0" w:semiHidden="0" w:name="HTML Typewriter"/>
     <w:lsdException w:unhideWhenUsed="0" w:uiPriority="0" w:semiHidden="0" w:name="HTML Variable"/>
-    <w:lsdException w:unhideWhenUsed="0" w:uiPriority="0" w:name="Normal Table"/>
+    <w:lsdException w:qFormat="1" w:unhideWhenUsed="0" w:uiPriority="0" w:name="Normal Table"/>
     <w:lsdException w:unhideWhenUsed="0" w:uiPriority="0" w:semiHidden="0" w:name="annotation subject"/>
     <w:lsdException w:unhideWhenUsed="0" w:uiPriority="0" w:semiHidden="0" w:name="Table Simple 1"/>
     <w:lsdException w:unhideWhenUsed="0" w:uiPriority="0" w:semiHidden="0" w:name="Table Simple 2"/>
@@ -17223,6 +17245,7 @@
   <w:style w:type="table" w:default="1" w:styleId="10">
     <w:name w:val="Normal Table"/>
     <w:semiHidden/>
+    <w:qFormat/>
     <w:uiPriority w:val="0"/>
     <w:tblPr>
       <w:tblCellMar>
@@ -17309,6 +17332,7 @@
     <w:link w:val="8"/>
     <w:semiHidden/>
     <w:unhideWhenUsed/>
+    <w:qFormat/>
     <w:uiPriority w:val="99"/>
     <w:rPr>
       <w:sz w:val="20"/>
